--- a/Stock Prediction.docx
+++ b/Stock Prediction.docx
@@ -921,15 +921,7 @@
           <w:rFonts w:ascii="Arial" w:hAnsi="Arial" w:cs="Arial"/>
           <w:color w:val="000000" w:themeColor="text1"/>
         </w:rPr>
-        <w:t xml:space="preserve">market </w:t>
-      </w:r>
-      <w:r>
-        <w:rPr>
-          <w:rStyle w:val="Strong"/>
-          <w:rFonts w:ascii="Arial" w:hAnsi="Arial" w:cs="Arial"/>
-          <w:color w:val="000000" w:themeColor="text1"/>
-        </w:rPr>
-        <w:t>behaviour</w:t>
+        <w:t>market behaviour</w:t>
       </w:r>
       <w:r>
         <w:rPr>
@@ -1344,23 +1336,7 @@
           <w:rFonts w:ascii="Arial" w:hAnsi="Arial" w:cs="Arial"/>
           <w:color w:val="000000" w:themeColor="text1"/>
         </w:rPr>
-        <w:t xml:space="preserve"> — e.g., </w:t>
-      </w:r>
-      <w:proofErr w:type="spellStart"/>
-      <w:r>
-        <w:rPr>
-          <w:rFonts w:ascii="Arial" w:hAnsi="Arial" w:cs="Arial"/>
-          <w:color w:val="000000" w:themeColor="text1"/>
-        </w:rPr>
-        <w:t>doji</w:t>
-      </w:r>
-      <w:proofErr w:type="spellEnd"/>
-      <w:r>
-        <w:rPr>
-          <w:rFonts w:ascii="Arial" w:hAnsi="Arial" w:cs="Arial"/>
-          <w:color w:val="000000" w:themeColor="text1"/>
-        </w:rPr>
-        <w:t>, hammer</w:t>
+        <w:t xml:space="preserve"> — e.g., doji, hammer</w:t>
       </w:r>
     </w:p>
     <w:p>
@@ -2031,23 +2007,7 @@
           <w:rFonts w:ascii="Arial" w:hAnsi="Arial" w:cs="Arial"/>
           <w:color w:val="000000" w:themeColor="text1"/>
         </w:rPr>
-        <w:t xml:space="preserve"> and institutional </w:t>
-      </w:r>
-      <w:proofErr w:type="spellStart"/>
-      <w:r>
-        <w:rPr>
-          <w:rFonts w:ascii="Arial" w:hAnsi="Arial" w:cs="Arial"/>
-          <w:color w:val="000000" w:themeColor="text1"/>
-        </w:rPr>
-        <w:t>behavior</w:t>
-      </w:r>
-      <w:proofErr w:type="spellEnd"/>
-      <w:r>
-        <w:rPr>
-          <w:rFonts w:ascii="Arial" w:hAnsi="Arial" w:cs="Arial"/>
-          <w:color w:val="000000" w:themeColor="text1"/>
-        </w:rPr>
-        <w:t>.</w:t>
+        <w:t xml:space="preserve"> and institutional behavior.</w:t>
       </w:r>
     </w:p>
     <w:p>
@@ -2878,6 +2838,26 @@
           <w:rFonts w:ascii="Arial" w:hAnsi="Arial" w:cs="Arial"/>
         </w:rPr>
         <w:t xml:space="preserve"> How many output we have? Only one! The closing price. </w:t>
+      </w:r>
+    </w:p>
+    <w:p>
+      <w:pPr>
+        <w:jc w:val="both"/>
+        <w:rPr>
+          <w:rFonts w:ascii="Arial" w:hAnsi="Arial" w:cs="Arial"/>
+        </w:rPr>
+      </w:pPr>
+      <w:r>
+        <w:rPr>
+          <w:rFonts w:ascii="Arial" w:hAnsi="Arial" w:cs="Arial"/>
+        </w:rPr>
+        <w:t>How to calculate the gradient descent? What are the x and y axis so as to calculate the sum of square residual? The x axis must be the input variables and the y axis is the result of the ReLU activation function in respect to the input variables.</w:t>
+      </w:r>
+      <w:r>
+        <w:rPr>
+          <w:rFonts w:ascii="Arial" w:hAnsi="Arial" w:cs="Arial"/>
+        </w:rPr>
+        <w:t xml:space="preserve"> Output is compared against the summed output from the model so as to check whether the gradient descent needs to be carry out or not. The output as mentioned is the closing stock price.</w:t>
       </w:r>
     </w:p>
     <w:p>

--- a/Stock Prediction.docx
+++ b/Stock Prediction.docx
@@ -345,7 +345,25 @@
           <w:kern w:val="0"/>
           <w14:ligatures w14:val="none"/>
         </w:rPr>
-        <w:t>Activation functions (ReLU, sigmoid, etc.) produce outputs.</w:t>
+        <w:t>Activation functions (</w:t>
+      </w:r>
+      <w:proofErr w:type="spellStart"/>
+      <w:r>
+        <w:rPr>
+          <w:rFonts w:ascii="Arial" w:eastAsia="Times New Roman" w:hAnsi="Arial" w:cs="Arial"/>
+          <w:kern w:val="0"/>
+          <w14:ligatures w14:val="none"/>
+        </w:rPr>
+        <w:t>ReLU</w:t>
+      </w:r>
+      <w:proofErr w:type="spellEnd"/>
+      <w:r>
+        <w:rPr>
+          <w:rFonts w:ascii="Arial" w:eastAsia="Times New Roman" w:hAnsi="Arial" w:cs="Arial"/>
+          <w:kern w:val="0"/>
+          <w14:ligatures w14:val="none"/>
+        </w:rPr>
+        <w:t>, sigmoid, etc.) produce outputs.</w:t>
       </w:r>
     </w:p>
     <w:p>
@@ -795,7 +813,21 @@
         <w:rPr>
           <w:rFonts w:ascii="Arial" w:hAnsi="Arial" w:cs="Arial"/>
         </w:rPr>
-        <w:t xml:space="preserve">, together the sum will pass through an activation function (ReLu for example). </w:t>
+        <w:t>, together the sum will pass through an activation function (</w:t>
+      </w:r>
+      <w:proofErr w:type="spellStart"/>
+      <w:r>
+        <w:rPr>
+          <w:rFonts w:ascii="Arial" w:hAnsi="Arial" w:cs="Arial"/>
+        </w:rPr>
+        <w:t>ReLu</w:t>
+      </w:r>
+      <w:proofErr w:type="spellEnd"/>
+      <w:r>
+        <w:rPr>
+          <w:rFonts w:ascii="Arial" w:hAnsi="Arial" w:cs="Arial"/>
+        </w:rPr>
+        <w:t xml:space="preserve"> for example). </w:t>
       </w:r>
       <w:r>
         <w:rPr>
@@ -1336,7 +1368,23 @@
           <w:rFonts w:ascii="Arial" w:hAnsi="Arial" w:cs="Arial"/>
           <w:color w:val="000000" w:themeColor="text1"/>
         </w:rPr>
-        <w:t xml:space="preserve"> — e.g., doji, hammer</w:t>
+        <w:t xml:space="preserve"> — e.g., </w:t>
+      </w:r>
+      <w:proofErr w:type="spellStart"/>
+      <w:r>
+        <w:rPr>
+          <w:rFonts w:ascii="Arial" w:hAnsi="Arial" w:cs="Arial"/>
+          <w:color w:val="000000" w:themeColor="text1"/>
+        </w:rPr>
+        <w:t>doji</w:t>
+      </w:r>
+      <w:proofErr w:type="spellEnd"/>
+      <w:r>
+        <w:rPr>
+          <w:rFonts w:ascii="Arial" w:hAnsi="Arial" w:cs="Arial"/>
+          <w:color w:val="000000" w:themeColor="text1"/>
+        </w:rPr>
+        <w:t>, hammer</w:t>
       </w:r>
     </w:p>
     <w:p>
@@ -2007,7 +2055,23 @@
           <w:rFonts w:ascii="Arial" w:hAnsi="Arial" w:cs="Arial"/>
           <w:color w:val="000000" w:themeColor="text1"/>
         </w:rPr>
-        <w:t xml:space="preserve"> and institutional behavior.</w:t>
+        <w:t xml:space="preserve"> and institutional </w:t>
+      </w:r>
+      <w:proofErr w:type="spellStart"/>
+      <w:r>
+        <w:rPr>
+          <w:rFonts w:ascii="Arial" w:hAnsi="Arial" w:cs="Arial"/>
+          <w:color w:val="000000" w:themeColor="text1"/>
+        </w:rPr>
+        <w:t>behavior</w:t>
+      </w:r>
+      <w:proofErr w:type="spellEnd"/>
+      <w:r>
+        <w:rPr>
+          <w:rFonts w:ascii="Arial" w:hAnsi="Arial" w:cs="Arial"/>
+          <w:color w:val="000000" w:themeColor="text1"/>
+        </w:rPr>
+        <w:t>.</w:t>
       </w:r>
     </w:p>
     <w:p>
@@ -2813,7 +2877,21 @@
         <w:rPr>
           <w:rFonts w:ascii="Arial" w:hAnsi="Arial" w:cs="Arial"/>
         </w:rPr>
-        <w:t xml:space="preserve"> plus 7 bias. For the activation function we will use ReLU.</w:t>
+        <w:t xml:space="preserve"> plus 7 bias. For the activation function we will use </w:t>
+      </w:r>
+      <w:proofErr w:type="spellStart"/>
+      <w:r>
+        <w:rPr>
+          <w:rFonts w:ascii="Arial" w:hAnsi="Arial" w:cs="Arial"/>
+        </w:rPr>
+        <w:t>ReLU</w:t>
+      </w:r>
+      <w:proofErr w:type="spellEnd"/>
+      <w:r>
+        <w:rPr>
+          <w:rFonts w:ascii="Arial" w:hAnsi="Arial" w:cs="Arial"/>
+        </w:rPr>
+        <w:t>.</w:t>
       </w:r>
       <w:r>
         <w:rPr>
@@ -2821,12 +2899,14 @@
         </w:rPr>
         <w:t xml:space="preserve"> Gradient descent function will be used for calculation the </w:t>
       </w:r>
+      <w:proofErr w:type="spellStart"/>
       <w:r>
         <w:rPr>
           <w:rFonts w:ascii="Arial" w:hAnsi="Arial" w:cs="Arial"/>
         </w:rPr>
         <w:t>errorness</w:t>
       </w:r>
+      <w:proofErr w:type="spellEnd"/>
       <w:r>
         <w:rPr>
           <w:rFonts w:ascii="Arial" w:hAnsi="Arial" w:cs="Arial"/>
@@ -2851,7 +2931,49 @@
         <w:rPr>
           <w:rFonts w:ascii="Arial" w:hAnsi="Arial" w:cs="Arial"/>
         </w:rPr>
-        <w:t>How to calculate the gradient descent? What are the x and y axis so as to calculate the sum of square residual? The x axis must be the input variables and the y axis is the result of the ReLU activation function in respect to the input variables.</w:t>
+        <w:t>How to calculate the gradient descent? What are the x and y axis so as to calculate the sum of square residual? The x axis must be the input variables</w:t>
+      </w:r>
+      <w:r>
+        <w:rPr>
+          <w:rFonts w:ascii="Arial" w:hAnsi="Arial" w:cs="Arial"/>
+        </w:rPr>
+        <w:t xml:space="preserve"> position</w:t>
+      </w:r>
+      <w:r>
+        <w:rPr>
+          <w:rFonts w:ascii="Arial" w:hAnsi="Arial" w:cs="Arial"/>
+        </w:rPr>
+        <w:t xml:space="preserve"> that is 1 to 7</w:t>
+      </w:r>
+      <w:r>
+        <w:rPr>
+          <w:rFonts w:ascii="Arial" w:hAnsi="Arial" w:cs="Arial"/>
+        </w:rPr>
+        <w:t xml:space="preserve"> and the y axis is the </w:t>
+      </w:r>
+      <w:r>
+        <w:rPr>
+          <w:rFonts w:ascii="Arial" w:hAnsi="Arial" w:cs="Arial"/>
+        </w:rPr>
+        <w:t xml:space="preserve">input data </w:t>
+      </w:r>
+      <w:r>
+        <w:rPr>
+          <w:rFonts w:ascii="Arial" w:hAnsi="Arial" w:cs="Arial"/>
+        </w:rPr>
+        <w:t>in respect to the input variables</w:t>
+      </w:r>
+      <w:r>
+        <w:rPr>
+          <w:rFonts w:ascii="Arial" w:hAnsi="Arial" w:cs="Arial"/>
+        </w:rPr>
+        <w:t xml:space="preserve"> position</w:t>
+      </w:r>
+      <w:r>
+        <w:rPr>
+          <w:rFonts w:ascii="Arial" w:hAnsi="Arial" w:cs="Arial"/>
+        </w:rPr>
+        <w:t>.</w:t>
       </w:r>
       <w:r>
         <w:rPr>

--- a/Stock Prediction.docx
+++ b/Stock Prediction.docx
@@ -2897,16 +2897,26 @@
         <w:rPr>
           <w:rFonts w:ascii="Arial" w:hAnsi="Arial" w:cs="Arial"/>
         </w:rPr>
-        <w:t xml:space="preserve"> Gradient descent function will be used for calculation the </w:t>
-      </w:r>
-      <w:proofErr w:type="spellStart"/>
-      <w:r>
-        <w:rPr>
-          <w:rFonts w:ascii="Arial" w:hAnsi="Arial" w:cs="Arial"/>
-        </w:rPr>
-        <w:t>errorness</w:t>
-      </w:r>
-      <w:proofErr w:type="spellEnd"/>
+        <w:t xml:space="preserve"> Gradient descent function will be used for calculation </w:t>
+      </w:r>
+      <w:r>
+        <w:rPr>
+          <w:rFonts w:ascii="Arial" w:hAnsi="Arial" w:cs="Arial"/>
+        </w:rPr>
+        <w:t xml:space="preserve">for </w:t>
+      </w:r>
+      <w:r>
+        <w:rPr>
+          <w:rFonts w:ascii="Arial" w:hAnsi="Arial" w:cs="Arial"/>
+        </w:rPr>
+        <w:t xml:space="preserve">the </w:t>
+      </w:r>
+      <w:r>
+        <w:rPr>
+          <w:rFonts w:ascii="Arial" w:hAnsi="Arial" w:cs="Arial"/>
+        </w:rPr>
+        <w:t>error</w:t>
+      </w:r>
       <w:r>
         <w:rPr>
           <w:rFonts w:ascii="Arial" w:hAnsi="Arial" w:cs="Arial"/>
@@ -2917,7 +2927,31 @@
         <w:rPr>
           <w:rFonts w:ascii="Arial" w:hAnsi="Arial" w:cs="Arial"/>
         </w:rPr>
-        <w:t xml:space="preserve"> How many output we have? Only one! The closing price. </w:t>
+        <w:t xml:space="preserve"> How many output we have? </w:t>
+      </w:r>
+      <w:r>
+        <w:rPr>
+          <w:rFonts w:ascii="Arial" w:hAnsi="Arial" w:cs="Arial"/>
+        </w:rPr>
+        <w:t>Seven</w:t>
+      </w:r>
+      <w:r>
+        <w:rPr>
+          <w:rFonts w:ascii="Arial" w:hAnsi="Arial" w:cs="Arial"/>
+        </w:rPr>
+        <w:t xml:space="preserve">! </w:t>
+      </w:r>
+      <w:r>
+        <w:rPr>
+          <w:rFonts w:ascii="Arial" w:hAnsi="Arial" w:cs="Arial"/>
+        </w:rPr>
+        <w:t>Just like the input</w:t>
+      </w:r>
+      <w:r>
+        <w:rPr>
+          <w:rFonts w:ascii="Arial" w:hAnsi="Arial" w:cs="Arial"/>
+        </w:rPr>
+        <w:t xml:space="preserve">. </w:t>
       </w:r>
     </w:p>
     <w:p>
@@ -2979,7 +3013,43 @@
         <w:rPr>
           <w:rFonts w:ascii="Arial" w:hAnsi="Arial" w:cs="Arial"/>
         </w:rPr>
-        <w:t xml:space="preserve"> Output is compared against the summed output from the model so as to check whether the gradient descent needs to be carry out or not. The output as mentioned is the closing stock price.</w:t>
+        <w:t xml:space="preserve"> Output is compared against the </w:t>
+      </w:r>
+      <w:r>
+        <w:rPr>
+          <w:rFonts w:ascii="Arial" w:hAnsi="Arial" w:cs="Arial"/>
+        </w:rPr>
+        <w:t>input</w:t>
+      </w:r>
+      <w:r>
+        <w:rPr>
+          <w:rFonts w:ascii="Arial" w:hAnsi="Arial" w:cs="Arial"/>
+        </w:rPr>
+        <w:t xml:space="preserve"> from the model so as to check whether the gradient descent needs to be carry out or not. The output as mentioned </w:t>
+      </w:r>
+      <w:r>
+        <w:rPr>
+          <w:rFonts w:ascii="Arial" w:hAnsi="Arial" w:cs="Arial"/>
+        </w:rPr>
+        <w:t>are</w:t>
+      </w:r>
+      <w:r>
+        <w:rPr>
+          <w:rFonts w:ascii="Arial" w:hAnsi="Arial" w:cs="Arial"/>
+        </w:rPr>
+        <w:t xml:space="preserve"> the </w:t>
+      </w:r>
+      <w:r>
+        <w:rPr>
+          <w:rFonts w:ascii="Arial" w:hAnsi="Arial" w:cs="Arial"/>
+        </w:rPr>
+        <w:t>7 data values</w:t>
+      </w:r>
+      <w:r>
+        <w:rPr>
+          <w:rFonts w:ascii="Arial" w:hAnsi="Arial" w:cs="Arial"/>
+        </w:rPr>
+        <w:t>.</w:t>
       </w:r>
     </w:p>
     <w:p>
@@ -3019,7 +3089,43 @@
         <w:rPr>
           <w:rFonts w:ascii="Arial" w:hAnsi="Arial" w:cs="Arial"/>
         </w:rPr>
-        <w:t>When talking about closing price, we usually refer to the current date. That means we feed all the 7 input data for the current day, then the predicted data should be the closing price for the current day. This is not the case, we can predict the closing price not only the current day but any day, for example</w:t>
+        <w:t xml:space="preserve">When talking about </w:t>
+      </w:r>
+      <w:r>
+        <w:rPr>
+          <w:rFonts w:ascii="Arial" w:hAnsi="Arial" w:cs="Arial"/>
+        </w:rPr>
+        <w:t>prediction</w:t>
+      </w:r>
+      <w:r>
+        <w:rPr>
+          <w:rFonts w:ascii="Arial" w:hAnsi="Arial" w:cs="Arial"/>
+        </w:rPr>
+        <w:t xml:space="preserve">, we usually refer to the current date. That means we feed all the 7 input data for the current day, then the predicted data should be the </w:t>
+      </w:r>
+      <w:r>
+        <w:rPr>
+          <w:rFonts w:ascii="Arial" w:hAnsi="Arial" w:cs="Arial"/>
+        </w:rPr>
+        <w:t>values</w:t>
+      </w:r>
+      <w:r>
+        <w:rPr>
+          <w:rFonts w:ascii="Arial" w:hAnsi="Arial" w:cs="Arial"/>
+        </w:rPr>
+        <w:t xml:space="preserve"> for the current day. This is not the case, we can predict the </w:t>
+      </w:r>
+      <w:r>
+        <w:rPr>
+          <w:rFonts w:ascii="Arial" w:hAnsi="Arial" w:cs="Arial"/>
+        </w:rPr>
+        <w:t>values</w:t>
+      </w:r>
+      <w:r>
+        <w:rPr>
+          <w:rFonts w:ascii="Arial" w:hAnsi="Arial" w:cs="Arial"/>
+        </w:rPr>
+        <w:t xml:space="preserve"> not only the current day but any day, for example</w:t>
       </w:r>
       <w:r>
         <w:rPr>
@@ -3031,7 +3137,31 @@
         <w:rPr>
           <w:rFonts w:ascii="Arial" w:hAnsi="Arial" w:cs="Arial"/>
         </w:rPr>
-        <w:t xml:space="preserve"> 5 days, we input today’s data but the predicted result is 5 days later closing price. How to achieve this is based on how you train the neural network, you input 7 records, then the output record is 5 days later output record, not the output for the current day. </w:t>
+        <w:t xml:space="preserve"> 5 days, we input today’s data but the predicted result is 5 days later. How to achieve this is based on how you train the neural network, you input </w:t>
+      </w:r>
+      <w:r>
+        <w:rPr>
+          <w:rFonts w:ascii="Arial" w:hAnsi="Arial" w:cs="Arial"/>
+        </w:rPr>
+        <w:t>data for training</w:t>
+      </w:r>
+      <w:r>
+        <w:rPr>
+          <w:rFonts w:ascii="Arial" w:hAnsi="Arial" w:cs="Arial"/>
+        </w:rPr>
+        <w:t xml:space="preserve">, then the output </w:t>
+      </w:r>
+      <w:r>
+        <w:rPr>
+          <w:rFonts w:ascii="Arial" w:hAnsi="Arial" w:cs="Arial"/>
+        </w:rPr>
+        <w:t>data</w:t>
+      </w:r>
+      <w:r>
+        <w:rPr>
+          <w:rFonts w:ascii="Arial" w:hAnsi="Arial" w:cs="Arial"/>
+        </w:rPr>
+        <w:t xml:space="preserve"> is 5 days later output, not the output for the current day. </w:t>
       </w:r>
       <w:r>
         <w:rPr>
@@ -3043,7 +3173,31 @@
         <w:rPr>
           <w:rFonts w:ascii="Arial" w:hAnsi="Arial" w:cs="Arial"/>
         </w:rPr>
-        <w:t>That is the output data is all shift to 5 days later.</w:t>
+        <w:t xml:space="preserve">That is </w:t>
+      </w:r>
+      <w:r>
+        <w:rPr>
+          <w:rFonts w:ascii="Arial" w:hAnsi="Arial" w:cs="Arial"/>
+        </w:rPr>
+        <w:t>each</w:t>
+      </w:r>
+      <w:r>
+        <w:rPr>
+          <w:rFonts w:ascii="Arial" w:hAnsi="Arial" w:cs="Arial"/>
+        </w:rPr>
+        <w:t xml:space="preserve"> output data is all shift to 5 days </w:t>
+      </w:r>
+      <w:r>
+        <w:rPr>
+          <w:rFonts w:ascii="Arial" w:hAnsi="Arial" w:cs="Arial"/>
+        </w:rPr>
+        <w:t>consecutively</w:t>
+      </w:r>
+      <w:r>
+        <w:rPr>
+          <w:rFonts w:ascii="Arial" w:hAnsi="Arial" w:cs="Arial"/>
+        </w:rPr>
+        <w:t>.</w:t>
       </w:r>
     </w:p>
     <w:p>
@@ -3065,7 +3219,7 @@
         <w:rPr>
           <w:rFonts w:ascii="Arial" w:hAnsi="Arial" w:cs="Arial"/>
         </w:rPr>
-        <w:t xml:space="preserve">So after training, you input today’s 7 input data, the result should be 5 days later closing price. Is this useful? Yes if you just want to predict the </w:t>
+        <w:t xml:space="preserve">So after training, you input today’s 7 input data, the result should be 5 days later. Is this useful? Yes if you just want to predict the </w:t>
       </w:r>
       <w:r>
         <w:rPr>

--- a/Stock Prediction.docx
+++ b/Stock Prediction.docx
@@ -2057,15 +2057,13 @@
         </w:rPr>
         <w:t xml:space="preserve"> and institutional </w:t>
       </w:r>
-      <w:proofErr w:type="spellStart"/>
-      <w:r>
-        <w:rPr>
-          <w:rFonts w:ascii="Arial" w:hAnsi="Arial" w:cs="Arial"/>
-          <w:color w:val="000000" w:themeColor="text1"/>
-        </w:rPr>
-        <w:t>behavior</w:t>
-      </w:r>
-      <w:proofErr w:type="spellEnd"/>
+      <w:r>
+        <w:rPr>
+          <w:rFonts w:ascii="Arial" w:hAnsi="Arial" w:cs="Arial"/>
+          <w:color w:val="000000" w:themeColor="text1"/>
+        </w:rPr>
+        <w:t>behaviour</w:t>
+      </w:r>
       <w:r>
         <w:rPr>
           <w:rFonts w:ascii="Arial" w:hAnsi="Arial" w:cs="Arial"/>
